--- a/Tailored_CVs/Shinoy_Accenture_the_Netherlands_Medior_Pega_Developer.docx
+++ b/Tailored_CVs/Shinoy_Accenture_the_Netherlands_Medior_Pega_Developer.docx
@@ -70,7 +70,7 @@
           <w:b w:val="0"/>
           <w:sz w:val="19"/>
         </w:rPr>
-        <w:t>As a QA automation engineer with over 8 years of experience building scalable testing frameworks and validating complex backend workflows, I bring a strong background in software quality and agile delivery. My work includes developing automation pipelines, handling REST APIs, and utilizing AI tools like Gemini Code Assist to streamline test generation. I look forward to contributing my technical skills and quality mindset to your digital transformation projects at Accenture.</w:t>
+        <w:t>As a QA Automation Engineer with over 8 years of experience, I build scalable automation frameworks and support complex enterprise workflows. While my background is rooted in testing and CI/CD pipelines, I often collaborate closely with product owners and developers to translate requirements into reliable solutions. I also use tools like Gemini Code Assist to streamline test generation and deployment tasks. I am eager to contribute my technical background to your application development team.</w:t>
       </w:r>
     </w:p>
     <w:p>
@@ -288,7 +288,7 @@
           <w:b w:val="0"/>
           <w:sz w:val="18"/>
         </w:rPr>
-        <w:t>▸ Tested and maintained scalable automation frameworks utilizing Java Selenium WebDriver and TypeScript WDIO within agile environments.</w:t>
+        <w:t>▸ Tested and maintained enterprise applications within agile teams, ensuring high delivery standards for banking and financial workflows.</w:t>
       </w:r>
     </w:p>
     <w:p>
@@ -301,7 +301,7 @@
           <w:b w:val="0"/>
           <w:sz w:val="18"/>
         </w:rPr>
-        <w:t>▸ Executed complex Oracle SQL queries to validate backend data integrity, supporting rigorous data quality standards for financial systems.</w:t>
+        <w:t>▸ Collaborated with developers and business analysts to translate functional requirements into clear testing strategies and reliable components.</w:t>
       </w:r>
     </w:p>
     <w:p>
@@ -314,7 +314,7 @@
           <w:b w:val="0"/>
           <w:sz w:val="18"/>
         </w:rPr>
-        <w:t>▸ Built and maintained CI/CD pipelines via Jenkins, ensuring smooth regression testing and environment provisioning through Terraform and AWS.</w:t>
+        <w:t>▸ Created and executed test scenarios, supporting code reviews, defect troubleshooting, and release stabilization processes.</w:t>
       </w:r>
     </w:p>
     <w:p>
@@ -327,7 +327,7 @@
           <w:b w:val="0"/>
           <w:sz w:val="18"/>
         </w:rPr>
-        <w:t>▸ Streamlined test generation and deployment scripts utilizing AI tools like Gemini Code Assist to improve delivery speed and efficiency.</w:t>
+        <w:t>▸ Streamlined test generation scripts and deployment workflows by utilizing AI tools like Gemini Code Assist.</w:t>
       </w:r>
     </w:p>
     <w:p>
